--- a/informes-growth/alk-abello-2026-10-14/ALK-Abelló - growth - 2026-10-14.docx
+++ b/informes-growth/alk-abello-2026-10-14/ALK-Abelló - growth - 2026-10-14.docx
@@ -2677,7 +2677,7 @@
         <w:t xml:space="preserve"> </w:t>
       </w:r>
       <w:r>
-        <w:t xml:space="preserve">(~20 %): Nu +19 %, Axon +36 %, Shopify +18 %, Snowflake +13 % y Samsara +15 %, al precio actual con la v11. La liquidez es de unos 27 EUR, así que solo cabe sustituir.</w:t>
+        <w:t xml:space="preserve">(~20 %): Nu +19 %, Axon +36 %, Shopify +18 %, Snowflake +13 % y Samsara +15 %, al precio actual con la v11. La liquidez libre es casi nula, así que solo cabe sustituir.</w:t>
       </w:r>
     </w:p>
     <w:p>
